--- a/Scripts for exhibiton.docx
+++ b/Scripts for exhibiton.docx
@@ -2493,16 +2493,43 @@
           <w:szCs w:val="28"/>
           <w:lang w:val="en"/>
         </w:rPr>
-        <w:t xml:space="preserve">Our project is smart </w:t>
-      </w:r>
-      <w:r>
-        <w:rPr>
-          <w:rFonts w:ascii="Calibri" w:hAnsi="Calibri" w:cs="Calibri"/>
-          <w:sz w:val="28"/>
-          <w:szCs w:val="28"/>
-          <w:lang w:val="en"/>
-        </w:rPr>
-        <w:t xml:space="preserve">goggles. The aim of the project is to learn about LDR sensor, which we use in street light for automatic on during nights and automatic off during day. </w:t>
+        <w:t xml:space="preserve">Our project is </w:t>
+      </w:r>
+      <w:r>
+        <w:rPr>
+          <w:rFonts w:ascii="Calibri" w:hAnsi="Calibri" w:cs="Calibri"/>
+          <w:sz w:val="28"/>
+          <w:szCs w:val="28"/>
+          <w:lang w:val="en"/>
+        </w:rPr>
+        <w:t>automatic</w:t>
+      </w:r>
+      <w:r>
+        <w:rPr>
+          <w:rFonts w:ascii="Calibri" w:hAnsi="Calibri" w:cs="Calibri"/>
+          <w:sz w:val="28"/>
+          <w:szCs w:val="28"/>
+          <w:lang w:val="en"/>
+        </w:rPr>
+        <w:t xml:space="preserve"> </w:t>
+      </w:r>
+      <w:r>
+        <w:rPr>
+          <w:rFonts w:ascii="Calibri" w:hAnsi="Calibri" w:cs="Calibri"/>
+          <w:sz w:val="28"/>
+          <w:szCs w:val="28"/>
+          <w:lang w:val="en"/>
+        </w:rPr>
+        <w:t>streetlight</w:t>
+      </w:r>
+      <w:r>
+        <w:rPr>
+          <w:rFonts w:ascii="Calibri" w:hAnsi="Calibri" w:cs="Calibri"/>
+          <w:sz w:val="28"/>
+          <w:szCs w:val="28"/>
+          <w:lang w:val="en"/>
+        </w:rPr>
+        <w:t xml:space="preserve">. The aim of the project is to learn about LDR sensor, which we use in street light for automatic on during nights and automatic off during day. </w:t>
       </w:r>
       <w:r>
         <w:rPr>
@@ -3097,10 +3124,7 @@
     <w:p/>
     <w:p/>
     <w:p/>
-    <w:p>
-      <w:bookmarkStart w:id="0" w:name="_GoBack"/>
-      <w:bookmarkEnd w:id="0"/>
-    </w:p>
+    <w:p/>
     <w:p>
       <w:pPr>
         <w:widowControl w:val="0"/>
@@ -4102,39 +4126,8 @@
         </w:rPr>
         <w:t xml:space="preserve"> using the following components. The components which we have used for building the base are five h</w:t>
       </w:r>
-      <w:r>
-        <w:rPr>
-          <w:rFonts w:ascii="Calibri" w:hAnsi="Calibri" w:cs="Calibri"/>
-          <w:sz w:val="28"/>
-          <w:szCs w:val="28"/>
-          <w:lang w:val="en"/>
-        </w:rPr>
-        <w:br/>
-        <w:t>12</w:t>
-      </w:r>
-    </w:p>
-    <w:p>
-      <w:pPr>
-        <w:widowControl w:val="0"/>
-        <w:autoSpaceDE w:val="0"/>
-        <w:autoSpaceDN w:val="0"/>
-        <w:adjustRightInd w:val="0"/>
-        <w:rPr>
-          <w:rFonts w:ascii="Calibri" w:hAnsi="Calibri" w:cs="Calibri"/>
-          <w:sz w:val="28"/>
-          <w:szCs w:val="28"/>
-          <w:lang w:val="en"/>
-        </w:rPr>
-      </w:pPr>
-      <w:r>
-        <w:rPr>
-          <w:rFonts w:ascii="Calibri" w:hAnsi="Calibri" w:cs="Calibri"/>
-          <w:sz w:val="28"/>
-          <w:szCs w:val="28"/>
-          <w:lang w:val="en"/>
-        </w:rPr>
-        <w:t>9849890-</w:t>
-      </w:r>
+      <w:bookmarkStart w:id="0" w:name="_GoBack"/>
+      <w:bookmarkEnd w:id="0"/>
       <w:r>
         <w:rPr>
           <w:rFonts w:ascii="Calibri" w:hAnsi="Calibri" w:cs="Calibri"/>
@@ -4470,6 +4463,7 @@
           <w:szCs w:val="28"/>
           <w:lang w:val="en"/>
         </w:rPr>
+        <w:lastRenderedPageBreak/>
         <w:t xml:space="preserve">Student 3: </w:t>
       </w:r>
       <w:r>
